--- a/report/Project_Report.docx
+++ b/report/Project_Report.docx
@@ -373,39 +373,7 @@
                 <w:sz w:val="22"/>
                 <w:szCs w:val="22"/>
               </w:rPr>
-              <w:t>First Year B.Tech (202</w:t>
-            </w:r>
-            <w:r>
-              <w:rPr>
-                <w:rFonts w:eastAsia="Arial" w:cs="Arial"/>
-                <w:sz w:val="22"/>
-                <w:szCs w:val="22"/>
-              </w:rPr>
-              <w:t>5</w:t>
-            </w:r>
-            <w:r>
-              <w:rPr>
-                <w:rFonts w:eastAsia="Arial" w:cs="Arial"/>
-                <w:sz w:val="22"/>
-                <w:szCs w:val="22"/>
-              </w:rPr>
-              <w:t>–202</w:t>
-            </w:r>
-            <w:r>
-              <w:rPr>
-                <w:rFonts w:eastAsia="Arial" w:cs="Arial"/>
-                <w:sz w:val="22"/>
-                <w:szCs w:val="22"/>
-              </w:rPr>
-              <w:t>9</w:t>
-            </w:r>
-            <w:r>
-              <w:rPr>
-                <w:rFonts w:eastAsia="Arial" w:cs="Arial"/>
-                <w:sz w:val="22"/>
-                <w:szCs w:val="22"/>
-              </w:rPr>
-              <w:t>)</w:t>
+              <w:t>First Year B.Tech (2025–2029)</w:t>
             </w:r>
           </w:p>
         </w:tc>
@@ -461,23 +429,7 @@
                 <w:sz w:val="22"/>
                 <w:szCs w:val="22"/>
               </w:rPr>
-              <w:t>CSE</w:t>
-            </w:r>
-            <w:r>
-              <w:rPr>
-                <w:rFonts w:eastAsia="Arial" w:cs="Arial"/>
-                <w:sz w:val="22"/>
-                <w:szCs w:val="22"/>
-              </w:rPr>
-              <w:t>0</w:t>
-            </w:r>
-            <w:r>
-              <w:rPr>
-                <w:rFonts w:eastAsia="Arial" w:cs="Arial"/>
-                <w:sz w:val="22"/>
-                <w:szCs w:val="22"/>
-              </w:rPr>
-              <w:t>001</w:t>
+              <w:t>CSE0001</w:t>
             </w:r>
           </w:p>
         </w:tc>
@@ -589,23 +541,7 @@
                 <w:sz w:val="22"/>
                 <w:szCs w:val="22"/>
               </w:rPr>
-              <w:t>2</w:t>
-            </w:r>
-            <w:r>
-              <w:rPr>
-                <w:rFonts w:eastAsia="Arial" w:cs="Arial"/>
-                <w:sz w:val="22"/>
-                <w:szCs w:val="22"/>
-              </w:rPr>
-              <w:t>9</w:t>
-            </w:r>
-            <w:r>
-              <w:rPr>
-                <w:rFonts w:eastAsia="Arial" w:cs="Arial"/>
-                <w:sz w:val="22"/>
-                <w:szCs w:val="22"/>
-              </w:rPr>
-              <w:t xml:space="preserve"> March 2026</w:t>
+              <w:t>29 March 2026</w:t>
             </w:r>
           </w:p>
         </w:tc>
@@ -921,7 +857,7 @@
         <w:pStyle w:val="ListParagraph"/>
         <w:numPr>
           <w:ilvl w:val="0"/>
-          <w:numId w:val="3"/>
+          <w:numId w:val="7"/>
         </w:numPr>
         <w:spacing w:lineRule="exact" w:line="320" w:before="60" w:after="60"/>
         <w:rPr/>
@@ -940,7 +876,7 @@
         <w:pStyle w:val="ListParagraph"/>
         <w:numPr>
           <w:ilvl w:val="0"/>
-          <w:numId w:val="1"/>
+          <w:numId w:val="8"/>
         </w:numPr>
         <w:spacing w:lineRule="exact" w:line="320" w:before="60" w:after="60"/>
         <w:rPr/>
@@ -959,7 +895,7 @@
         <w:pStyle w:val="ListParagraph"/>
         <w:numPr>
           <w:ilvl w:val="0"/>
-          <w:numId w:val="1"/>
+          <w:numId w:val="9"/>
         </w:numPr>
         <w:spacing w:lineRule="exact" w:line="320" w:before="60" w:after="60"/>
         <w:rPr/>
@@ -1143,7 +1079,7 @@
         <w:pStyle w:val="ListParagraph"/>
         <w:numPr>
           <w:ilvl w:val="0"/>
-          <w:numId w:val="1"/>
+          <w:numId w:val="10"/>
         </w:numPr>
         <w:spacing w:lineRule="exact" w:line="320" w:before="60" w:after="60"/>
         <w:rPr/>
@@ -1162,7 +1098,7 @@
         <w:pStyle w:val="ListParagraph"/>
         <w:numPr>
           <w:ilvl w:val="0"/>
-          <w:numId w:val="1"/>
+          <w:numId w:val="11"/>
         </w:numPr>
         <w:spacing w:lineRule="exact" w:line="320" w:before="60" w:after="60"/>
         <w:rPr/>
@@ -1181,7 +1117,7 @@
         <w:pStyle w:val="ListParagraph"/>
         <w:numPr>
           <w:ilvl w:val="0"/>
-          <w:numId w:val="1"/>
+          <w:numId w:val="12"/>
         </w:numPr>
         <w:spacing w:lineRule="exact" w:line="320" w:before="60" w:after="60"/>
         <w:rPr/>
@@ -1355,7 +1291,7 @@
         <w:pStyle w:val="ListParagraph"/>
         <w:numPr>
           <w:ilvl w:val="0"/>
-          <w:numId w:val="1"/>
+          <w:numId w:val="13"/>
         </w:numPr>
         <w:spacing w:lineRule="exact" w:line="320" w:before="60" w:after="60"/>
         <w:rPr/>
@@ -1374,7 +1310,7 @@
         <w:pStyle w:val="ListParagraph"/>
         <w:numPr>
           <w:ilvl w:val="0"/>
-          <w:numId w:val="1"/>
+          <w:numId w:val="14"/>
         </w:numPr>
         <w:spacing w:lineRule="exact" w:line="320" w:before="60" w:after="60"/>
         <w:rPr/>
@@ -1393,7 +1329,7 @@
         <w:pStyle w:val="ListParagraph"/>
         <w:numPr>
           <w:ilvl w:val="0"/>
-          <w:numId w:val="1"/>
+          <w:numId w:val="15"/>
         </w:numPr>
         <w:spacing w:lineRule="exact" w:line="320" w:before="60" w:after="60"/>
         <w:rPr/>
@@ -1412,7 +1348,7 @@
         <w:pStyle w:val="ListParagraph"/>
         <w:numPr>
           <w:ilvl w:val="0"/>
-          <w:numId w:val="1"/>
+          <w:numId w:val="16"/>
         </w:numPr>
         <w:spacing w:lineRule="exact" w:line="320" w:before="60" w:after="60"/>
         <w:rPr/>
@@ -1431,7 +1367,7 @@
         <w:pStyle w:val="ListParagraph"/>
         <w:numPr>
           <w:ilvl w:val="0"/>
-          <w:numId w:val="1"/>
+          <w:numId w:val="17"/>
         </w:numPr>
         <w:spacing w:lineRule="exact" w:line="320" w:before="60" w:after="60"/>
         <w:rPr/>
@@ -1723,114 +1659,465 @@
           <w:b/>
           <w:bCs/>
           <w:color w:val="1F4E79"/>
-          <w:sz w:val="28"/>
-          <w:szCs w:val="28"/>
-        </w:rPr>
-        <w:t>Task 5 – Cybercrime Awareness Case Study &amp; Prevention Guide</w:t>
-      </w:r>
-    </w:p>
-    <w:p>
-      <w:pPr>
-        <w:pStyle w:val="Heading2"/>
-        <w:spacing w:before="240" w:after="100"/>
-        <w:rPr/>
-      </w:pPr>
-      <w:r>
-        <w:rPr>
-          <w:rFonts w:eastAsia="Arial" w:cs="Arial" w:ascii="Arial" w:hAnsi="Arial"/>
+          <w:sz w:val="24"/>
+          <w:szCs w:val="24"/>
+        </w:rPr>
+        <w:t>Case Study Topic: UPI / Online Payment Fraud</w:t>
+      </w:r>
+    </w:p>
+    <w:p>
+      <w:pPr>
+        <w:pStyle w:val="BodyText"/>
+        <w:rPr/>
+      </w:pPr>
+      <w:r>
+        <w:rPr/>
+        <w:t>I chose UPI and online payment fraud as my cybercrime topic because it is one of the fastest growing threats in India, especially among college students who depend on digital payment apps for daily transactions. The complete case study is saved in the project folder. Below is a summary.</w:t>
+      </w:r>
+    </w:p>
+    <w:p>
+      <w:pPr>
+        <w:pStyle w:val="BodyText"/>
+        <w:rPr/>
+      </w:pPr>
+      <w:r>
+        <w:rPr/>
+        <w:t>UPI fraud is a type of cybercrime where attackers trick users into authorizing a payment instead of receiving money. It usually happens on platforms like OLX, Instagram, or WhatsApp groups where students sell items or look for opportunities.</w:t>
+      </w:r>
+    </w:p>
+    <w:p>
+      <w:pPr>
+        <w:pStyle w:val="BodyText"/>
+        <w:rPr/>
+      </w:pPr>
+      <w:r>
+        <w:rPr/>
+        <w:t>The attack follows a clear pattern. The fraudster first identifies a target, often someone selling a product online. They contact the victim and act like a genuine buyer. To build trust, they often claim to be an Army officer or a professional.</w:t>
+      </w:r>
+    </w:p>
+    <w:p>
+      <w:pPr>
+        <w:pStyle w:val="BodyText"/>
+        <w:rPr/>
+      </w:pPr>
+      <w:r>
+        <w:rPr/>
+        <w:t>After this, the attacker sends a fake payment screenshot and claims that the money has already been transferred. Then they ask the victim to “confirm” the payment by scanning a QR code or entering their UPI PIN.</w:t>
+      </w:r>
+    </w:p>
+    <w:p>
+      <w:pPr>
+        <w:pStyle w:val="BodyText"/>
+        <w:rPr/>
+      </w:pPr>
+      <w:r>
+        <w:rPr/>
+        <w:t>At this point, the victim makes the critical mistake. Instead of receiving money, they approve a payment request. This results in money being debited from their own account.</w:t>
+      </w:r>
+    </w:p>
+    <w:p>
+      <w:pPr>
+        <w:pStyle w:val="BodyText"/>
+        <w:rPr/>
+      </w:pPr>
+      <w:r>
+        <w:rPr/>
+        <w:t>Once the transaction is complete, the fraudster blocks the victim and disappears.</w:t>
+      </w:r>
+    </w:p>
+    <w:p>
+      <w:pPr>
+        <w:pStyle w:val="BodyText"/>
+        <w:rPr/>
+      </w:pPr>
+      <w:r>
+        <w:rPr/>
+        <w:t>College students are frequent targets because they:</w:t>
+      </w:r>
+    </w:p>
+    <w:p>
+      <w:pPr>
+        <w:pStyle w:val="BodyText"/>
+        <w:numPr>
+          <w:ilvl w:val="0"/>
+          <w:numId w:val="3"/>
+        </w:numPr>
+        <w:tabs>
+          <w:tab w:val="clear" w:pos="720"/>
+          <w:tab w:val="left" w:pos="0" w:leader="none"/>
+        </w:tabs>
+        <w:spacing w:before="0" w:after="0"/>
+        <w:ind w:hanging="283" w:left="709"/>
+        <w:rPr/>
+      </w:pPr>
+      <w:r>
+        <w:rPr/>
+        <w:t xml:space="preserve">use UPI apps daily </w:t>
+      </w:r>
+    </w:p>
+    <w:p>
+      <w:pPr>
+        <w:pStyle w:val="BodyText"/>
+        <w:numPr>
+          <w:ilvl w:val="0"/>
+          <w:numId w:val="3"/>
+        </w:numPr>
+        <w:tabs>
+          <w:tab w:val="clear" w:pos="720"/>
+          <w:tab w:val="left" w:pos="0" w:leader="none"/>
+        </w:tabs>
+        <w:spacing w:before="0" w:after="0"/>
+        <w:ind w:hanging="283" w:left="709"/>
+        <w:rPr/>
+      </w:pPr>
+      <w:r>
+        <w:rPr/>
+        <w:t xml:space="preserve">trust online interactions quickly </w:t>
+      </w:r>
+    </w:p>
+    <w:p>
+      <w:pPr>
+        <w:pStyle w:val="BodyText"/>
+        <w:numPr>
+          <w:ilvl w:val="0"/>
+          <w:numId w:val="3"/>
+        </w:numPr>
+        <w:tabs>
+          <w:tab w:val="clear" w:pos="720"/>
+          <w:tab w:val="left" w:pos="0" w:leader="none"/>
+        </w:tabs>
+        <w:ind w:hanging="283" w:left="709"/>
+        <w:rPr/>
+      </w:pPr>
+      <w:r>
+        <w:rPr/>
+        <w:t xml:space="preserve">respond fast to offers and buyers </w:t>
+      </w:r>
+    </w:p>
+    <w:p>
+      <w:pPr>
+        <w:pStyle w:val="BodyText"/>
+        <w:rPr/>
+      </w:pPr>
+      <w:r>
+        <w:rPr/>
+        <w:t>The consequences are serious. Victims lose money instantly and recovery is difficult. Many also experience stress, loss of confidence in digital payments, and fear of future transactions. In some cases, sharing personal details leads to identity misuse.</w:t>
+      </w:r>
+    </w:p>
+    <w:p>
+      <w:pPr>
+        <w:pStyle w:val="BodyText"/>
+        <w:rPr/>
+      </w:pPr>
+      <w:r>
+        <w:rPr/>
+        <w:t>This case is based on patterns reported by the National Cyber Crime Reporting Portal and RBI safety guidelines.</w:t>
+      </w:r>
+    </w:p>
+    <w:p>
+      <w:pPr>
+        <w:pStyle w:val="HorizontalLine"/>
+        <w:rPr/>
+      </w:pPr>
+      <w:r>
+        <w:rPr/>
+      </w:r>
+    </w:p>
+    <w:p>
+      <w:pPr>
+        <w:pStyle w:val="Heading1"/>
+        <w:rPr/>
+      </w:pPr>
+      <w:r>
+        <w:rPr/>
+        <w:t>Reflection</w:t>
+      </w:r>
+    </w:p>
+    <w:p>
+      <w:pPr>
+        <w:pStyle w:val="BodyText"/>
+        <w:rPr/>
+      </w:pPr>
+      <w:r>
+        <w:rPr/>
+        <w:t>The most important insight I gained from this case study is how easily normal actions can lead to fraud. Before this, I believed that receiving money through UPI was always safe if the other person shared a screenshot.</w:t>
+      </w:r>
+    </w:p>
+    <w:p>
+      <w:pPr>
+        <w:pStyle w:val="BodyText"/>
+        <w:rPr/>
+      </w:pPr>
+      <w:r>
+        <w:rPr/>
+        <w:t>I now understand that screenshots prove nothing. A transaction is only valid when it appears in the app balance or bank account.</w:t>
+      </w:r>
+    </w:p>
+    <w:p>
+      <w:pPr>
+        <w:pStyle w:val="BodyText"/>
+        <w:rPr/>
+      </w:pPr>
+      <w:r>
+        <w:rPr/>
+        <w:t>Another key realization is the role of the UPI PIN. I learned that:</w:t>
+      </w:r>
+    </w:p>
+    <w:p>
+      <w:pPr>
+        <w:pStyle w:val="BodyText"/>
+        <w:numPr>
+          <w:ilvl w:val="0"/>
+          <w:numId w:val="4"/>
+        </w:numPr>
+        <w:tabs>
+          <w:tab w:val="clear" w:pos="720"/>
+          <w:tab w:val="left" w:pos="0" w:leader="none"/>
+        </w:tabs>
+        <w:spacing w:before="0" w:after="0"/>
+        <w:ind w:hanging="283" w:left="709"/>
+        <w:rPr/>
+      </w:pPr>
+      <w:r>
+        <w:rPr/>
+        <w:t xml:space="preserve">entering a UPI PIN always means sending money </w:t>
+      </w:r>
+    </w:p>
+    <w:p>
+      <w:pPr>
+        <w:pStyle w:val="BodyText"/>
+        <w:numPr>
+          <w:ilvl w:val="0"/>
+          <w:numId w:val="4"/>
+        </w:numPr>
+        <w:tabs>
+          <w:tab w:val="clear" w:pos="720"/>
+          <w:tab w:val="left" w:pos="0" w:leader="none"/>
+        </w:tabs>
+        <w:ind w:hanging="283" w:left="709"/>
+        <w:rPr/>
+      </w:pPr>
+      <w:r>
+        <w:rPr/>
+        <w:t xml:space="preserve">receiving money never requires a PIN </w:t>
+      </w:r>
+    </w:p>
+    <w:p>
+      <w:pPr>
+        <w:pStyle w:val="BodyText"/>
+        <w:rPr/>
+      </w:pPr>
+      <w:r>
+        <w:rPr/>
+        <w:t>This completely changed how I view digital payments.</w:t>
+      </w:r>
+    </w:p>
+    <w:p>
+      <w:pPr>
+        <w:pStyle w:val="BodyText"/>
+        <w:rPr/>
+      </w:pPr>
+      <w:r>
+        <w:rPr/>
+        <w:t>I also noticed how attackers use psychology. They create urgency, build trust, and make the process look simple. In such situations, people act quickly without thinking.</w:t>
+      </w:r>
+    </w:p>
+    <w:p>
+      <w:pPr>
+        <w:pStyle w:val="BodyText"/>
+        <w:rPr/>
+      </w:pPr>
+      <w:r>
+        <w:rPr/>
+        <w:t>Going forward, I will:</w:t>
+      </w:r>
+    </w:p>
+    <w:p>
+      <w:pPr>
+        <w:pStyle w:val="BodyText"/>
+        <w:numPr>
+          <w:ilvl w:val="0"/>
+          <w:numId w:val="5"/>
+        </w:numPr>
+        <w:tabs>
+          <w:tab w:val="clear" w:pos="720"/>
+          <w:tab w:val="left" w:pos="0" w:leader="none"/>
+        </w:tabs>
+        <w:spacing w:before="0" w:after="0"/>
+        <w:ind w:hanging="283" w:left="709"/>
+        <w:rPr/>
+      </w:pPr>
+      <w:r>
+        <w:rPr/>
+        <w:t xml:space="preserve">never scan unknown QR codes </w:t>
+      </w:r>
+    </w:p>
+    <w:p>
+      <w:pPr>
+        <w:pStyle w:val="BodyText"/>
+        <w:numPr>
+          <w:ilvl w:val="0"/>
+          <w:numId w:val="5"/>
+        </w:numPr>
+        <w:tabs>
+          <w:tab w:val="clear" w:pos="720"/>
+          <w:tab w:val="left" w:pos="0" w:leader="none"/>
+        </w:tabs>
+        <w:spacing w:before="0" w:after="0"/>
+        <w:ind w:hanging="283" w:left="709"/>
+        <w:rPr/>
+      </w:pPr>
+      <w:r>
+        <w:rPr/>
+        <w:t xml:space="preserve">never enter my UPI PIN to receive money </w:t>
+      </w:r>
+    </w:p>
+    <w:p>
+      <w:pPr>
+        <w:pStyle w:val="BodyText"/>
+        <w:numPr>
+          <w:ilvl w:val="0"/>
+          <w:numId w:val="5"/>
+        </w:numPr>
+        <w:tabs>
+          <w:tab w:val="clear" w:pos="720"/>
+          <w:tab w:val="left" w:pos="0" w:leader="none"/>
+        </w:tabs>
+        <w:spacing w:before="0" w:after="0"/>
+        <w:ind w:hanging="283" w:left="709"/>
+        <w:rPr/>
+      </w:pPr>
+      <w:r>
+        <w:rPr/>
+        <w:t xml:space="preserve">always verify transactions inside the app </w:t>
+      </w:r>
+    </w:p>
+    <w:p>
+      <w:pPr>
+        <w:pStyle w:val="BodyText"/>
+        <w:numPr>
+          <w:ilvl w:val="0"/>
+          <w:numId w:val="5"/>
+        </w:numPr>
+        <w:tabs>
+          <w:tab w:val="clear" w:pos="720"/>
+          <w:tab w:val="left" w:pos="0" w:leader="none"/>
+        </w:tabs>
+        <w:ind w:hanging="283" w:left="709"/>
+        <w:rPr/>
+      </w:pPr>
+      <w:r>
+        <w:rPr/>
+        <w:t xml:space="preserve">avoid trusting screenshots or messages </w:t>
+      </w:r>
+    </w:p>
+    <w:p>
+      <w:pPr>
+        <w:pStyle w:val="BodyText"/>
+        <w:rPr/>
+      </w:pPr>
+      <w:r>
+        <w:rPr/>
+        <w:t>This case made me more careful and aware of my digital behavior.</w:t>
+      </w:r>
+    </w:p>
+    <w:p>
+      <w:pPr>
+        <w:pStyle w:val="HorizontalLine"/>
+        <w:rPr/>
+      </w:pPr>
+      <w:r>
+        <w:rPr/>
+      </w:r>
+    </w:p>
+    <w:p>
+      <w:pPr>
+        <w:pStyle w:val="Heading1"/>
+        <w:rPr/>
+      </w:pPr>
+      <w:r>
+        <w:rPr/>
+        <w:t>Conclusion</w:t>
+      </w:r>
+    </w:p>
+    <w:p>
+      <w:pPr>
+        <w:pStyle w:val="BodyText"/>
+        <w:rPr/>
+      </w:pPr>
+      <w:r>
+        <w:rPr/>
+        <w:t>This project has helped me understand digital literacy in a practical way. It is not limited to using tools or apps. It involves awareness, responsibility, and safe decision-making.</w:t>
+      </w:r>
+    </w:p>
+    <w:p>
+      <w:pPr>
+        <w:pStyle w:val="BodyText"/>
+        <w:rPr/>
+      </w:pPr>
+      <w:r>
+        <w:rPr/>
+        <w:t>Learning about cybercrimes like phishing and UPI fraud showed me that most risks do not come from lack of access, but from lack of awareness and habits.</w:t>
+      </w:r>
+    </w:p>
+    <w:p>
+      <w:pPr>
+        <w:pStyle w:val="BodyText"/>
+        <w:rPr/>
+      </w:pPr>
+      <w:r>
+        <w:rPr/>
+        <w:t>The most important takeaway is this:</w:t>
+      </w:r>
+    </w:p>
+    <w:p>
+      <w:pPr>
+        <w:pStyle w:val="BodyText"/>
+        <w:rPr/>
+      </w:pPr>
+      <w:r>
+        <w:rPr/>
+        <w:t>Digital safety depends on behavior, not just knowledge.</w:t>
+      </w:r>
+    </w:p>
+    <w:p>
+      <w:pPr>
+        <w:pStyle w:val="BodyText"/>
+        <w:rPr/>
+      </w:pPr>
+      <w:r>
+        <w:rPr/>
+        <w:t>Simple actions like verifying information, slowing down before responding, and understanding how systems work can prevent major losses.</w:t>
+      </w:r>
+    </w:p>
+    <w:p>
+      <w:pPr>
+        <w:pStyle w:val="BodyText"/>
+        <w:rPr/>
+      </w:pPr>
+      <w:r>
+        <w:rPr/>
+        <w:t>These habits will play a key role in my academic and professional life, especially as digital platforms become more important in everyday activities.</w:t>
+      </w:r>
+    </w:p>
+    <w:p>
+      <w:pPr>
+        <w:pStyle w:val="Heading1"/>
+        <w:pBdr>
+          <w:bottom w:val="single" w:sz="6" w:space="1" w:color="1F4E79"/>
+        </w:pBdr>
+        <w:spacing w:before="0" w:after="120"/>
+        <w:rPr>
+          <w:rFonts w:ascii="Arial" w:hAnsi="Arial" w:eastAsia="Arial" w:cs="Arial"/>
           <w:b/>
           <w:bCs/>
-          <w:color w:val="2E75B6"/>
-          <w:sz w:val="24"/>
-          <w:szCs w:val="24"/>
-        </w:rPr>
-        <w:t>Case Study Topic: Phishing</w:t>
-      </w:r>
-    </w:p>
-    <w:p>
-      <w:pPr>
-        <w:pStyle w:val="Normal"/>
-        <w:spacing w:lineRule="exact" w:line="360" w:before="80" w:after="80"/>
-        <w:jc w:val="both"/>
-        <w:rPr/>
-      </w:pPr>
-      <w:r>
-        <w:rPr>
-          <w:rFonts w:eastAsia="Arial" w:cs="Arial"/>
-          <w:sz w:val="24"/>
-          <w:szCs w:val="24"/>
-        </w:rPr>
-        <w:t>I chose phishing as my cybercrime topic because it is one of the most common threats faced by college students in India today, particularly through email and messaging platforms. The complete case study is saved as casestudy.md in the task-5-cybercrime/ folder. Below is a summary.</w:t>
-      </w:r>
-    </w:p>
-    <w:p>
-      <w:pPr>
-        <w:pStyle w:val="Normal"/>
-        <w:spacing w:before="60" w:after="60"/>
-        <w:rPr/>
-      </w:pPr>
-      <w:r>
-        <w:rPr/>
-      </w:r>
-    </w:p>
-    <w:p>
-      <w:pPr>
-        <w:pStyle w:val="Normal"/>
-        <w:spacing w:lineRule="exact" w:line="360" w:before="80" w:after="80"/>
-        <w:jc w:val="both"/>
-        <w:rPr/>
-      </w:pPr>
-      <w:r>
-        <w:rPr>
-          <w:rFonts w:eastAsia="Arial" w:cs="Arial"/>
-          <w:sz w:val="24"/>
-          <w:szCs w:val="24"/>
-        </w:rPr>
-        <w:t>Phishing is a cyberattack in which a criminal impersonates a trusted entity — such as a bank, government agency, university, or well-known company — to trick the victim into revealing sensitive information such as passwords, OTPs, or bank account details. The attack typically begins with an unsolicited message, often designed to look identical to a legitimate communication. The message creates urgency (e.g., 'Your account will be blocked in 24 hours') and directs the victim to a fake website where their credentials are harvested. College students are frequently targeted through fake scholarship portals, fake internship application links, and fake educational platform login pages.</w:t>
-      </w:r>
-    </w:p>
-    <w:p>
-      <w:pPr>
-        <w:pStyle w:val="Normal"/>
-        <w:spacing w:before="60" w:after="60"/>
-        <w:rPr/>
-      </w:pPr>
-      <w:r>
-        <w:rPr/>
-      </w:r>
-    </w:p>
-    <w:p>
-      <w:pPr>
-        <w:pStyle w:val="Heading2"/>
-        <w:spacing w:before="240" w:after="100"/>
-        <w:rPr/>
-      </w:pPr>
-      <w:r>
-        <w:rPr>
-          <w:rFonts w:eastAsia="Arial" w:cs="Arial" w:ascii="Arial" w:hAnsi="Arial"/>
-          <w:b/>
-          <w:bCs/>
-          <w:color w:val="2E75B6"/>
-          <w:sz w:val="24"/>
-          <w:szCs w:val="24"/>
-        </w:rPr>
-        <w:t>Reflection</w:t>
-      </w:r>
-    </w:p>
-    <w:p>
-      <w:pPr>
-        <w:pStyle w:val="Normal"/>
-        <w:spacing w:lineRule="exact" w:line="360" w:before="80" w:after="80"/>
-        <w:jc w:val="both"/>
-        <w:rPr/>
-      </w:pPr>
-      <w:r>
-        <w:rPr>
-          <w:rFonts w:eastAsia="Arial" w:cs="Arial"/>
-          <w:sz w:val="24"/>
-          <w:szCs w:val="24"/>
-        </w:rPr>
-        <w:t>The most surprising thing I discovered while researching phishing was how sophisticated modern phishing websites have become. Many now display HTTPS (the padlock symbol in the browser) — something I had previously assumed was a reliable sign of a safe website. In reality, HTTPS only means that the connection is encrypted; it says nothing about whether the website itself is legitimate or fraudulent. This realisation fundamentally changed how I approach website verification. Going forward, I will always verify a website's domain name carefully — especially before entering any login credentials or financial information — rather than relying on the padlock icon alone as a safety indicator.</w:t>
+          <w:color w:val="1F4E79"/>
+          <w:sz w:val="24"/>
+          <w:szCs w:val="24"/>
+        </w:rPr>
+      </w:pPr>
+      <w:r>
+        <w:rPr/>
       </w:r>
     </w:p>
     <w:p>
@@ -1863,81 +2150,6 @@
           <w:sz w:val="28"/>
           <w:szCs w:val="28"/>
         </w:rPr>
-        <w:t>Conclusion</w:t>
-      </w:r>
-    </w:p>
-    <w:p>
-      <w:pPr>
-        <w:pStyle w:val="Normal"/>
-        <w:spacing w:lineRule="exact" w:line="360" w:before="80" w:after="80"/>
-        <w:jc w:val="both"/>
-        <w:rPr/>
-      </w:pPr>
-      <w:r>
-        <w:rPr>
-          <w:rFonts w:eastAsia="Arial" w:cs="Arial"/>
-          <w:sz w:val="24"/>
-          <w:szCs w:val="24"/>
-        </w:rPr>
-        <w:t>This project has been an engaging and practical introduction to digital literacy. Working through the five tasks gave me hands-on experience with tools and platforms that I will continue to use throughout my engineering programme and career. Setting up a GitHub profile, creating a professional presence on LinkedIn, practising on HackerRank, learning to write formal emails, and researching cybercrime threats have all contributed to a much more complete picture of what it means to be a digitally literate student.</w:t>
-      </w:r>
-    </w:p>
-    <w:p>
-      <w:pPr>
-        <w:pStyle w:val="Normal"/>
-        <w:spacing w:before="60" w:after="60"/>
-        <w:rPr/>
-      </w:pPr>
-      <w:r>
-        <w:rPr/>
-      </w:r>
-    </w:p>
-    <w:p>
-      <w:pPr>
-        <w:pStyle w:val="Normal"/>
-        <w:spacing w:lineRule="exact" w:line="360" w:before="80" w:after="80"/>
-        <w:jc w:val="both"/>
-        <w:rPr/>
-      </w:pPr>
-      <w:r>
-        <w:rPr>
-          <w:rFonts w:eastAsia="Arial" w:cs="Arial"/>
-          <w:sz w:val="24"/>
-          <w:szCs w:val="24"/>
-        </w:rPr>
-        <w:t>The most important takeaway from this project is that being digitally literate is not just about knowing how to use technology — it is about using it responsibly, professionally, and safely. The habits built at this stage of our academic careers will shape our professional reputation for years to come.</w:t>
-      </w:r>
-    </w:p>
-    <w:p>
-      <w:pPr>
-        <w:pStyle w:val="Normal"/>
-        <w:rPr/>
-      </w:pPr>
-      <w:r>
-        <w:rPr/>
-      </w:r>
-      <w:r>
-        <w:br w:type="page"/>
-      </w:r>
-    </w:p>
-    <w:p>
-      <w:pPr>
-        <w:pStyle w:val="Heading1"/>
-        <w:pBdr>
-          <w:bottom w:val="single" w:sz="6" w:space="1" w:color="1F4E79"/>
-        </w:pBdr>
-        <w:spacing w:before="0" w:after="120"/>
-        <w:rPr/>
-      </w:pPr>
-      <w:r>
-        <w:rPr>
-          <w:rFonts w:eastAsia="Arial" w:cs="Arial" w:ascii="Arial" w:hAnsi="Arial"/>
-          <w:b/>
-          <w:bCs/>
-          <w:color w:val="1F4E79"/>
-          <w:sz w:val="28"/>
-          <w:szCs w:val="28"/>
-        </w:rPr>
         <w:t>References</w:t>
       </w:r>
     </w:p>
@@ -1946,7 +2158,7 @@
         <w:pStyle w:val="ListParagraph"/>
         <w:numPr>
           <w:ilvl w:val="0"/>
-          <w:numId w:val="1"/>
+          <w:numId w:val="18"/>
         </w:numPr>
         <w:spacing w:lineRule="exact" w:line="320" w:before="60" w:after="60"/>
         <w:rPr/>
@@ -1965,7 +2177,7 @@
         <w:pStyle w:val="ListParagraph"/>
         <w:numPr>
           <w:ilvl w:val="0"/>
-          <w:numId w:val="1"/>
+          <w:numId w:val="19"/>
         </w:numPr>
         <w:spacing w:lineRule="exact" w:line="320" w:before="60" w:after="60"/>
         <w:rPr/>
@@ -1984,7 +2196,7 @@
         <w:pStyle w:val="ListParagraph"/>
         <w:numPr>
           <w:ilvl w:val="0"/>
-          <w:numId w:val="1"/>
+          <w:numId w:val="20"/>
         </w:numPr>
         <w:spacing w:lineRule="exact" w:line="320" w:before="60" w:after="60"/>
         <w:rPr/>
@@ -2003,7 +2215,7 @@
         <w:pStyle w:val="ListParagraph"/>
         <w:numPr>
           <w:ilvl w:val="0"/>
-          <w:numId w:val="1"/>
+          <w:numId w:val="21"/>
         </w:numPr>
         <w:spacing w:lineRule="exact" w:line="320" w:before="60" w:after="60"/>
         <w:rPr/>
@@ -2022,7 +2234,7 @@
         <w:pStyle w:val="ListParagraph"/>
         <w:numPr>
           <w:ilvl w:val="0"/>
-          <w:numId w:val="1"/>
+          <w:numId w:val="22"/>
         </w:numPr>
         <w:spacing w:lineRule="exact" w:line="320" w:before="60" w:after="60"/>
         <w:rPr/>
@@ -2041,7 +2253,7 @@
         <w:pStyle w:val="ListParagraph"/>
         <w:numPr>
           <w:ilvl w:val="0"/>
-          <w:numId w:val="1"/>
+          <w:numId w:val="23"/>
         </w:numPr>
         <w:spacing w:lineRule="exact" w:line="320" w:before="60" w:after="60"/>
         <w:rPr/>
@@ -2060,7 +2272,7 @@
         <w:pStyle w:val="ListParagraph"/>
         <w:numPr>
           <w:ilvl w:val="0"/>
-          <w:numId w:val="1"/>
+          <w:numId w:val="24"/>
         </w:numPr>
         <w:spacing w:lineRule="exact" w:line="320" w:before="60" w:after="60"/>
         <w:rPr/>
@@ -2079,7 +2291,7 @@
         <w:pStyle w:val="ListParagraph"/>
         <w:numPr>
           <w:ilvl w:val="0"/>
-          <w:numId w:val="1"/>
+          <w:numId w:val="25"/>
         </w:numPr>
         <w:spacing w:lineRule="exact" w:line="320" w:before="60" w:after="60"/>
         <w:rPr/>
@@ -2098,7 +2310,7 @@
         <w:pStyle w:val="ListParagraph"/>
         <w:numPr>
           <w:ilvl w:val="0"/>
-          <w:numId w:val="1"/>
+          <w:numId w:val="26"/>
         </w:numPr>
         <w:spacing w:lineRule="exact" w:line="320" w:before="60" w:after="60"/>
         <w:rPr/>
@@ -2154,6 +2366,7 @@
         </w:tabs>
         <w:ind w:left="1080" w:hanging="360"/>
       </w:pPr>
+      <w:rPr/>
     </w:lvl>
     <w:lvl w:ilvl="2">
       <w:start w:val="1"/>
@@ -2166,6 +2379,7 @@
         </w:tabs>
         <w:ind w:left="1440" w:hanging="360"/>
       </w:pPr>
+      <w:rPr/>
     </w:lvl>
     <w:lvl w:ilvl="3">
       <w:start w:val="1"/>
@@ -2178,6 +2392,7 @@
         </w:tabs>
         <w:ind w:left="1800" w:hanging="360"/>
       </w:pPr>
+      <w:rPr/>
     </w:lvl>
     <w:lvl w:ilvl="4">
       <w:start w:val="1"/>
@@ -2190,6 +2405,7 @@
         </w:tabs>
         <w:ind w:left="2160" w:hanging="360"/>
       </w:pPr>
+      <w:rPr/>
     </w:lvl>
     <w:lvl w:ilvl="5">
       <w:start w:val="1"/>
@@ -2202,6 +2418,7 @@
         </w:tabs>
         <w:ind w:left="2520" w:hanging="360"/>
       </w:pPr>
+      <w:rPr/>
     </w:lvl>
     <w:lvl w:ilvl="6">
       <w:start w:val="1"/>
@@ -2214,6 +2431,7 @@
         </w:tabs>
         <w:ind w:left="2880" w:hanging="360"/>
       </w:pPr>
+      <w:rPr/>
     </w:lvl>
     <w:lvl w:ilvl="7">
       <w:start w:val="1"/>
@@ -2226,6 +2444,7 @@
         </w:tabs>
         <w:ind w:left="3240" w:hanging="360"/>
       </w:pPr>
+      <w:rPr/>
     </w:lvl>
     <w:lvl w:ilvl="8">
       <w:start w:val="1"/>
@@ -2238,9 +2457,542 @@
         </w:tabs>
         <w:ind w:left="3600" w:hanging="360"/>
       </w:pPr>
+      <w:rPr/>
     </w:lvl>
   </w:abstractNum>
   <w:abstractNum w:abstractNumId="2">
+    <w:lvl w:ilvl="0">
+      <w:start w:val="1"/>
+      <w:numFmt w:val="bullet"/>
+      <w:lvlText w:val=""/>
+      <w:lvlJc w:val="left"/>
+      <w:pPr>
+        <w:tabs>
+          <w:tab w:val="num" w:pos="0"/>
+        </w:tabs>
+        <w:ind w:left="720" w:hanging="360"/>
+      </w:pPr>
+      <w:rPr>
+        <w:rFonts w:ascii="Symbol" w:hAnsi="Symbol" w:cs="Symbol" w:hint="default"/>
+      </w:rPr>
+    </w:lvl>
+    <w:lvl w:ilvl="1">
+      <w:start w:val="1"/>
+      <w:numFmt w:val="decimal"/>
+      <w:lvlText w:val="%2."/>
+      <w:lvlJc w:val="left"/>
+      <w:pPr>
+        <w:tabs>
+          <w:tab w:val="num" w:pos="1080"/>
+        </w:tabs>
+        <w:ind w:left="1080" w:hanging="360"/>
+      </w:pPr>
+      <w:rPr/>
+    </w:lvl>
+    <w:lvl w:ilvl="2">
+      <w:start w:val="1"/>
+      <w:numFmt w:val="decimal"/>
+      <w:lvlText w:val="%3."/>
+      <w:lvlJc w:val="left"/>
+      <w:pPr>
+        <w:tabs>
+          <w:tab w:val="num" w:pos="1440"/>
+        </w:tabs>
+        <w:ind w:left="1440" w:hanging="360"/>
+      </w:pPr>
+      <w:rPr/>
+    </w:lvl>
+    <w:lvl w:ilvl="3">
+      <w:start w:val="1"/>
+      <w:numFmt w:val="decimal"/>
+      <w:lvlText w:val="%4."/>
+      <w:lvlJc w:val="left"/>
+      <w:pPr>
+        <w:tabs>
+          <w:tab w:val="num" w:pos="1800"/>
+        </w:tabs>
+        <w:ind w:left="1800" w:hanging="360"/>
+      </w:pPr>
+      <w:rPr/>
+    </w:lvl>
+    <w:lvl w:ilvl="4">
+      <w:start w:val="1"/>
+      <w:numFmt w:val="decimal"/>
+      <w:lvlText w:val="%5."/>
+      <w:lvlJc w:val="left"/>
+      <w:pPr>
+        <w:tabs>
+          <w:tab w:val="num" w:pos="2160"/>
+        </w:tabs>
+        <w:ind w:left="2160" w:hanging="360"/>
+      </w:pPr>
+      <w:rPr/>
+    </w:lvl>
+    <w:lvl w:ilvl="5">
+      <w:start w:val="1"/>
+      <w:numFmt w:val="decimal"/>
+      <w:lvlText w:val="%6."/>
+      <w:lvlJc w:val="left"/>
+      <w:pPr>
+        <w:tabs>
+          <w:tab w:val="num" w:pos="2520"/>
+        </w:tabs>
+        <w:ind w:left="2520" w:hanging="360"/>
+      </w:pPr>
+      <w:rPr/>
+    </w:lvl>
+    <w:lvl w:ilvl="6">
+      <w:start w:val="1"/>
+      <w:numFmt w:val="decimal"/>
+      <w:lvlText w:val="%7."/>
+      <w:lvlJc w:val="left"/>
+      <w:pPr>
+        <w:tabs>
+          <w:tab w:val="num" w:pos="2880"/>
+        </w:tabs>
+        <w:ind w:left="2880" w:hanging="360"/>
+      </w:pPr>
+      <w:rPr/>
+    </w:lvl>
+    <w:lvl w:ilvl="7">
+      <w:start w:val="1"/>
+      <w:numFmt w:val="decimal"/>
+      <w:lvlText w:val="%8."/>
+      <w:lvlJc w:val="left"/>
+      <w:pPr>
+        <w:tabs>
+          <w:tab w:val="num" w:pos="3240"/>
+        </w:tabs>
+        <w:ind w:left="3240" w:hanging="360"/>
+      </w:pPr>
+      <w:rPr/>
+    </w:lvl>
+    <w:lvl w:ilvl="8">
+      <w:start w:val="1"/>
+      <w:numFmt w:val="decimal"/>
+      <w:lvlText w:val="%9."/>
+      <w:lvlJc w:val="left"/>
+      <w:pPr>
+        <w:tabs>
+          <w:tab w:val="num" w:pos="3600"/>
+        </w:tabs>
+        <w:ind w:left="3600" w:hanging="360"/>
+      </w:pPr>
+      <w:rPr/>
+    </w:lvl>
+  </w:abstractNum>
+  <w:abstractNum w:abstractNumId="3">
+    <w:lvl w:ilvl="0">
+      <w:start w:val="1"/>
+      <w:numFmt w:val="bullet"/>
+      <w:lvlText w:val=""/>
+      <w:lvlJc w:val="left"/>
+      <w:pPr>
+        <w:tabs>
+          <w:tab w:val="num" w:pos="709"/>
+        </w:tabs>
+        <w:ind w:left="709" w:hanging="283"/>
+      </w:pPr>
+      <w:rPr>
+        <w:rFonts w:ascii="Symbol" w:hAnsi="Symbol" w:cs="Symbol" w:hint="default"/>
+      </w:rPr>
+    </w:lvl>
+    <w:lvl w:ilvl="1">
+      <w:start w:val="1"/>
+      <w:numFmt w:val="bullet"/>
+      <w:lvlText w:val=""/>
+      <w:lvlJc w:val="left"/>
+      <w:pPr>
+        <w:tabs>
+          <w:tab w:val="num" w:pos="1418"/>
+        </w:tabs>
+        <w:ind w:left="1418" w:hanging="283"/>
+      </w:pPr>
+      <w:rPr>
+        <w:rFonts w:ascii="Symbol" w:hAnsi="Symbol" w:cs="Symbol" w:hint="default"/>
+      </w:rPr>
+    </w:lvl>
+    <w:lvl w:ilvl="2">
+      <w:start w:val="1"/>
+      <w:numFmt w:val="bullet"/>
+      <w:lvlText w:val=""/>
+      <w:lvlJc w:val="left"/>
+      <w:pPr>
+        <w:tabs>
+          <w:tab w:val="num" w:pos="2127"/>
+        </w:tabs>
+        <w:ind w:left="2127" w:hanging="283"/>
+      </w:pPr>
+      <w:rPr>
+        <w:rFonts w:ascii="Symbol" w:hAnsi="Symbol" w:cs="Symbol" w:hint="default"/>
+      </w:rPr>
+    </w:lvl>
+    <w:lvl w:ilvl="3">
+      <w:start w:val="1"/>
+      <w:numFmt w:val="bullet"/>
+      <w:lvlText w:val=""/>
+      <w:lvlJc w:val="left"/>
+      <w:pPr>
+        <w:tabs>
+          <w:tab w:val="num" w:pos="2836"/>
+        </w:tabs>
+        <w:ind w:left="2836" w:hanging="283"/>
+      </w:pPr>
+      <w:rPr>
+        <w:rFonts w:ascii="Symbol" w:hAnsi="Symbol" w:cs="Symbol" w:hint="default"/>
+      </w:rPr>
+    </w:lvl>
+    <w:lvl w:ilvl="4">
+      <w:start w:val="1"/>
+      <w:numFmt w:val="bullet"/>
+      <w:lvlText w:val=""/>
+      <w:lvlJc w:val="left"/>
+      <w:pPr>
+        <w:tabs>
+          <w:tab w:val="num" w:pos="3545"/>
+        </w:tabs>
+        <w:ind w:left="3545" w:hanging="283"/>
+      </w:pPr>
+      <w:rPr>
+        <w:rFonts w:ascii="Symbol" w:hAnsi="Symbol" w:cs="Symbol" w:hint="default"/>
+      </w:rPr>
+    </w:lvl>
+    <w:lvl w:ilvl="5">
+      <w:start w:val="1"/>
+      <w:numFmt w:val="bullet"/>
+      <w:lvlText w:val=""/>
+      <w:lvlJc w:val="left"/>
+      <w:pPr>
+        <w:tabs>
+          <w:tab w:val="num" w:pos="4254"/>
+        </w:tabs>
+        <w:ind w:left="4254" w:hanging="283"/>
+      </w:pPr>
+      <w:rPr>
+        <w:rFonts w:ascii="Symbol" w:hAnsi="Symbol" w:cs="Symbol" w:hint="default"/>
+      </w:rPr>
+    </w:lvl>
+    <w:lvl w:ilvl="6">
+      <w:start w:val="1"/>
+      <w:numFmt w:val="bullet"/>
+      <w:lvlText w:val=""/>
+      <w:lvlJc w:val="left"/>
+      <w:pPr>
+        <w:tabs>
+          <w:tab w:val="num" w:pos="4963"/>
+        </w:tabs>
+        <w:ind w:left="4963" w:hanging="283"/>
+      </w:pPr>
+      <w:rPr>
+        <w:rFonts w:ascii="Symbol" w:hAnsi="Symbol" w:cs="Symbol" w:hint="default"/>
+      </w:rPr>
+    </w:lvl>
+    <w:lvl w:ilvl="7">
+      <w:start w:val="1"/>
+      <w:numFmt w:val="bullet"/>
+      <w:lvlText w:val=""/>
+      <w:lvlJc w:val="left"/>
+      <w:pPr>
+        <w:tabs>
+          <w:tab w:val="num" w:pos="5672"/>
+        </w:tabs>
+        <w:ind w:left="5672" w:hanging="283"/>
+      </w:pPr>
+      <w:rPr>
+        <w:rFonts w:ascii="Symbol" w:hAnsi="Symbol" w:cs="Symbol" w:hint="default"/>
+      </w:rPr>
+    </w:lvl>
+    <w:lvl w:ilvl="8">
+      <w:start w:val="1"/>
+      <w:numFmt w:val="bullet"/>
+      <w:lvlText w:val=""/>
+      <w:lvlJc w:val="left"/>
+      <w:pPr>
+        <w:tabs>
+          <w:tab w:val="num" w:pos="6381"/>
+        </w:tabs>
+        <w:ind w:left="6381" w:hanging="283"/>
+      </w:pPr>
+      <w:rPr>
+        <w:rFonts w:ascii="Symbol" w:hAnsi="Symbol" w:cs="Symbol" w:hint="default"/>
+      </w:rPr>
+    </w:lvl>
+  </w:abstractNum>
+  <w:abstractNum w:abstractNumId="4">
+    <w:lvl w:ilvl="0">
+      <w:start w:val="1"/>
+      <w:numFmt w:val="bullet"/>
+      <w:lvlText w:val=""/>
+      <w:lvlJc w:val="left"/>
+      <w:pPr>
+        <w:tabs>
+          <w:tab w:val="num" w:pos="709"/>
+        </w:tabs>
+        <w:ind w:left="709" w:hanging="283"/>
+      </w:pPr>
+      <w:rPr>
+        <w:rFonts w:ascii="Symbol" w:hAnsi="Symbol" w:cs="Symbol" w:hint="default"/>
+      </w:rPr>
+    </w:lvl>
+    <w:lvl w:ilvl="1">
+      <w:start w:val="1"/>
+      <w:numFmt w:val="bullet"/>
+      <w:lvlText w:val=""/>
+      <w:lvlJc w:val="left"/>
+      <w:pPr>
+        <w:tabs>
+          <w:tab w:val="num" w:pos="1418"/>
+        </w:tabs>
+        <w:ind w:left="1418" w:hanging="283"/>
+      </w:pPr>
+      <w:rPr>
+        <w:rFonts w:ascii="Symbol" w:hAnsi="Symbol" w:cs="Symbol" w:hint="default"/>
+      </w:rPr>
+    </w:lvl>
+    <w:lvl w:ilvl="2">
+      <w:start w:val="1"/>
+      <w:numFmt w:val="bullet"/>
+      <w:lvlText w:val=""/>
+      <w:lvlJc w:val="left"/>
+      <w:pPr>
+        <w:tabs>
+          <w:tab w:val="num" w:pos="2127"/>
+        </w:tabs>
+        <w:ind w:left="2127" w:hanging="283"/>
+      </w:pPr>
+      <w:rPr>
+        <w:rFonts w:ascii="Symbol" w:hAnsi="Symbol" w:cs="Symbol" w:hint="default"/>
+      </w:rPr>
+    </w:lvl>
+    <w:lvl w:ilvl="3">
+      <w:start w:val="1"/>
+      <w:numFmt w:val="bullet"/>
+      <w:lvlText w:val=""/>
+      <w:lvlJc w:val="left"/>
+      <w:pPr>
+        <w:tabs>
+          <w:tab w:val="num" w:pos="2836"/>
+        </w:tabs>
+        <w:ind w:left="2836" w:hanging="283"/>
+      </w:pPr>
+      <w:rPr>
+        <w:rFonts w:ascii="Symbol" w:hAnsi="Symbol" w:cs="Symbol" w:hint="default"/>
+      </w:rPr>
+    </w:lvl>
+    <w:lvl w:ilvl="4">
+      <w:start w:val="1"/>
+      <w:numFmt w:val="bullet"/>
+      <w:lvlText w:val=""/>
+      <w:lvlJc w:val="left"/>
+      <w:pPr>
+        <w:tabs>
+          <w:tab w:val="num" w:pos="3545"/>
+        </w:tabs>
+        <w:ind w:left="3545" w:hanging="283"/>
+      </w:pPr>
+      <w:rPr>
+        <w:rFonts w:ascii="Symbol" w:hAnsi="Symbol" w:cs="Symbol" w:hint="default"/>
+      </w:rPr>
+    </w:lvl>
+    <w:lvl w:ilvl="5">
+      <w:start w:val="1"/>
+      <w:numFmt w:val="bullet"/>
+      <w:lvlText w:val=""/>
+      <w:lvlJc w:val="left"/>
+      <w:pPr>
+        <w:tabs>
+          <w:tab w:val="num" w:pos="4254"/>
+        </w:tabs>
+        <w:ind w:left="4254" w:hanging="283"/>
+      </w:pPr>
+      <w:rPr>
+        <w:rFonts w:ascii="Symbol" w:hAnsi="Symbol" w:cs="Symbol" w:hint="default"/>
+      </w:rPr>
+    </w:lvl>
+    <w:lvl w:ilvl="6">
+      <w:start w:val="1"/>
+      <w:numFmt w:val="bullet"/>
+      <w:lvlText w:val=""/>
+      <w:lvlJc w:val="left"/>
+      <w:pPr>
+        <w:tabs>
+          <w:tab w:val="num" w:pos="4963"/>
+        </w:tabs>
+        <w:ind w:left="4963" w:hanging="283"/>
+      </w:pPr>
+      <w:rPr>
+        <w:rFonts w:ascii="Symbol" w:hAnsi="Symbol" w:cs="Symbol" w:hint="default"/>
+      </w:rPr>
+    </w:lvl>
+    <w:lvl w:ilvl="7">
+      <w:start w:val="1"/>
+      <w:numFmt w:val="bullet"/>
+      <w:lvlText w:val=""/>
+      <w:lvlJc w:val="left"/>
+      <w:pPr>
+        <w:tabs>
+          <w:tab w:val="num" w:pos="5672"/>
+        </w:tabs>
+        <w:ind w:left="5672" w:hanging="283"/>
+      </w:pPr>
+      <w:rPr>
+        <w:rFonts w:ascii="Symbol" w:hAnsi="Symbol" w:cs="Symbol" w:hint="default"/>
+      </w:rPr>
+    </w:lvl>
+    <w:lvl w:ilvl="8">
+      <w:start w:val="1"/>
+      <w:numFmt w:val="bullet"/>
+      <w:lvlText w:val=""/>
+      <w:lvlJc w:val="left"/>
+      <w:pPr>
+        <w:tabs>
+          <w:tab w:val="num" w:pos="6381"/>
+        </w:tabs>
+        <w:ind w:left="6381" w:hanging="283"/>
+      </w:pPr>
+      <w:rPr>
+        <w:rFonts w:ascii="Symbol" w:hAnsi="Symbol" w:cs="Symbol" w:hint="default"/>
+      </w:rPr>
+    </w:lvl>
+  </w:abstractNum>
+  <w:abstractNum w:abstractNumId="5">
+    <w:lvl w:ilvl="0">
+      <w:start w:val="1"/>
+      <w:numFmt w:val="bullet"/>
+      <w:lvlText w:val=""/>
+      <w:lvlJc w:val="left"/>
+      <w:pPr>
+        <w:tabs>
+          <w:tab w:val="num" w:pos="709"/>
+        </w:tabs>
+        <w:ind w:left="709" w:hanging="283"/>
+      </w:pPr>
+      <w:rPr>
+        <w:rFonts w:ascii="Symbol" w:hAnsi="Symbol" w:cs="Symbol" w:hint="default"/>
+      </w:rPr>
+    </w:lvl>
+    <w:lvl w:ilvl="1">
+      <w:start w:val="1"/>
+      <w:numFmt w:val="bullet"/>
+      <w:lvlText w:val=""/>
+      <w:lvlJc w:val="left"/>
+      <w:pPr>
+        <w:tabs>
+          <w:tab w:val="num" w:pos="1418"/>
+        </w:tabs>
+        <w:ind w:left="1418" w:hanging="283"/>
+      </w:pPr>
+      <w:rPr>
+        <w:rFonts w:ascii="Symbol" w:hAnsi="Symbol" w:cs="Symbol" w:hint="default"/>
+      </w:rPr>
+    </w:lvl>
+    <w:lvl w:ilvl="2">
+      <w:start w:val="1"/>
+      <w:numFmt w:val="bullet"/>
+      <w:lvlText w:val=""/>
+      <w:lvlJc w:val="left"/>
+      <w:pPr>
+        <w:tabs>
+          <w:tab w:val="num" w:pos="2127"/>
+        </w:tabs>
+        <w:ind w:left="2127" w:hanging="283"/>
+      </w:pPr>
+      <w:rPr>
+        <w:rFonts w:ascii="Symbol" w:hAnsi="Symbol" w:cs="Symbol" w:hint="default"/>
+      </w:rPr>
+    </w:lvl>
+    <w:lvl w:ilvl="3">
+      <w:start w:val="1"/>
+      <w:numFmt w:val="bullet"/>
+      <w:lvlText w:val=""/>
+      <w:lvlJc w:val="left"/>
+      <w:pPr>
+        <w:tabs>
+          <w:tab w:val="num" w:pos="2836"/>
+        </w:tabs>
+        <w:ind w:left="2836" w:hanging="283"/>
+      </w:pPr>
+      <w:rPr>
+        <w:rFonts w:ascii="Symbol" w:hAnsi="Symbol" w:cs="Symbol" w:hint="default"/>
+      </w:rPr>
+    </w:lvl>
+    <w:lvl w:ilvl="4">
+      <w:start w:val="1"/>
+      <w:numFmt w:val="bullet"/>
+      <w:lvlText w:val=""/>
+      <w:lvlJc w:val="left"/>
+      <w:pPr>
+        <w:tabs>
+          <w:tab w:val="num" w:pos="3545"/>
+        </w:tabs>
+        <w:ind w:left="3545" w:hanging="283"/>
+      </w:pPr>
+      <w:rPr>
+        <w:rFonts w:ascii="Symbol" w:hAnsi="Symbol" w:cs="Symbol" w:hint="default"/>
+      </w:rPr>
+    </w:lvl>
+    <w:lvl w:ilvl="5">
+      <w:start w:val="1"/>
+      <w:numFmt w:val="bullet"/>
+      <w:lvlText w:val=""/>
+      <w:lvlJc w:val="left"/>
+      <w:pPr>
+        <w:tabs>
+          <w:tab w:val="num" w:pos="4254"/>
+        </w:tabs>
+        <w:ind w:left="4254" w:hanging="283"/>
+      </w:pPr>
+      <w:rPr>
+        <w:rFonts w:ascii="Symbol" w:hAnsi="Symbol" w:cs="Symbol" w:hint="default"/>
+      </w:rPr>
+    </w:lvl>
+    <w:lvl w:ilvl="6">
+      <w:start w:val="1"/>
+      <w:numFmt w:val="bullet"/>
+      <w:lvlText w:val=""/>
+      <w:lvlJc w:val="left"/>
+      <w:pPr>
+        <w:tabs>
+          <w:tab w:val="num" w:pos="4963"/>
+        </w:tabs>
+        <w:ind w:left="4963" w:hanging="283"/>
+      </w:pPr>
+      <w:rPr>
+        <w:rFonts w:ascii="Symbol" w:hAnsi="Symbol" w:cs="Symbol" w:hint="default"/>
+      </w:rPr>
+    </w:lvl>
+    <w:lvl w:ilvl="7">
+      <w:start w:val="1"/>
+      <w:numFmt w:val="bullet"/>
+      <w:lvlText w:val=""/>
+      <w:lvlJc w:val="left"/>
+      <w:pPr>
+        <w:tabs>
+          <w:tab w:val="num" w:pos="5672"/>
+        </w:tabs>
+        <w:ind w:left="5672" w:hanging="283"/>
+      </w:pPr>
+      <w:rPr>
+        <w:rFonts w:ascii="Symbol" w:hAnsi="Symbol" w:cs="Symbol" w:hint="default"/>
+      </w:rPr>
+    </w:lvl>
+    <w:lvl w:ilvl="8">
+      <w:start w:val="1"/>
+      <w:numFmt w:val="bullet"/>
+      <w:lvlText w:val=""/>
+      <w:lvlJc w:val="left"/>
+      <w:pPr>
+        <w:tabs>
+          <w:tab w:val="num" w:pos="6381"/>
+        </w:tabs>
+        <w:ind w:left="6381" w:hanging="283"/>
+      </w:pPr>
+      <w:rPr>
+        <w:rFonts w:ascii="Symbol" w:hAnsi="Symbol" w:cs="Symbol" w:hint="default"/>
+      </w:rPr>
+    </w:lvl>
+  </w:abstractNum>
+  <w:abstractNum w:abstractNumId="6">
     <w:lvl w:ilvl="0">
       <w:start w:val="1"/>
       <w:numFmt w:val="none"/>
@@ -2366,10 +3118,79 @@
     <w:abstractNumId w:val="2"/>
   </w:num>
   <w:num w:numId="3">
-    <w:abstractNumId w:val="1"/>
+    <w:abstractNumId w:val="3"/>
+  </w:num>
+  <w:num w:numId="4">
+    <w:abstractNumId w:val="4"/>
+  </w:num>
+  <w:num w:numId="5">
+    <w:abstractNumId w:val="5"/>
+  </w:num>
+  <w:num w:numId="6">
+    <w:abstractNumId w:val="6"/>
+  </w:num>
+  <w:num w:numId="7">
+    <w:abstractNumId w:val="2"/>
     <w:lvlOverride w:ilvl="0">
       <w:startOverride w:val="1"/>
     </w:lvlOverride>
+  </w:num>
+  <w:num w:numId="8">
+    <w:abstractNumId w:val="2"/>
+  </w:num>
+  <w:num w:numId="9">
+    <w:abstractNumId w:val="2"/>
+  </w:num>
+  <w:num w:numId="10">
+    <w:abstractNumId w:val="2"/>
+  </w:num>
+  <w:num w:numId="11">
+    <w:abstractNumId w:val="2"/>
+  </w:num>
+  <w:num w:numId="12">
+    <w:abstractNumId w:val="2"/>
+  </w:num>
+  <w:num w:numId="13">
+    <w:abstractNumId w:val="2"/>
+  </w:num>
+  <w:num w:numId="14">
+    <w:abstractNumId w:val="2"/>
+  </w:num>
+  <w:num w:numId="15">
+    <w:abstractNumId w:val="2"/>
+  </w:num>
+  <w:num w:numId="16">
+    <w:abstractNumId w:val="2"/>
+  </w:num>
+  <w:num w:numId="17">
+    <w:abstractNumId w:val="2"/>
+  </w:num>
+  <w:num w:numId="18">
+    <w:abstractNumId w:val="2"/>
+  </w:num>
+  <w:num w:numId="19">
+    <w:abstractNumId w:val="2"/>
+  </w:num>
+  <w:num w:numId="20">
+    <w:abstractNumId w:val="2"/>
+  </w:num>
+  <w:num w:numId="21">
+    <w:abstractNumId w:val="2"/>
+  </w:num>
+  <w:num w:numId="22">
+    <w:abstractNumId w:val="2"/>
+  </w:num>
+  <w:num w:numId="23">
+    <w:abstractNumId w:val="2"/>
+  </w:num>
+  <w:num w:numId="24">
+    <w:abstractNumId w:val="2"/>
+  </w:num>
+  <w:num w:numId="25">
+    <w:abstractNumId w:val="2"/>
+  </w:num>
+  <w:num w:numId="26">
+    <w:abstractNumId w:val="2"/>
   </w:num>
 </w:numbering>
 </file>
@@ -2396,6 +3217,7 @@
     <w:qFormat/>
     <w:pPr>
       <w:widowControl/>
+      <w:suppressAutoHyphens w:val="true"/>
       <w:bidi w:val="0"/>
       <w:spacing w:before="0" w:after="0"/>
       <w:jc w:val="left"/>
@@ -2520,6 +3342,13 @@
       <w:szCs w:val="20"/>
     </w:rPr>
   </w:style>
+  <w:style w:type="character" w:styleId="Bullets">
+    <w:name w:val="Bullets"/>
+    <w:qFormat/>
+    <w:rPr>
+      <w:rFonts w:ascii="OpenSymbol" w:hAnsi="OpenSymbol" w:eastAsia="OpenSymbol" w:cs="OpenSymbol"/>
+    </w:rPr>
+  </w:style>
   <w:style w:type="paragraph" w:styleId="Heading">
     <w:name w:val="Heading"/>
     <w:basedOn w:val="Normal"/>
@@ -2593,6 +3422,7 @@
     <w:qFormat/>
     <w:pPr>
       <w:widowControl/>
+      <w:suppressAutoHyphens w:val="true"/>
       <w:bidi w:val="0"/>
       <w:spacing w:before="0" w:after="0"/>
       <w:jc w:val="left"/>
@@ -2613,6 +3443,7 @@
     <w:qFormat/>
     <w:pPr>
       <w:widowControl/>
+      <w:suppressAutoHyphens w:val="true"/>
       <w:bidi w:val="0"/>
       <w:spacing w:before="0" w:after="0"/>
       <w:jc w:val="left"/>
@@ -2639,6 +3470,23 @@
     <w:rPr>
       <w:sz w:val="20"/>
       <w:szCs w:val="20"/>
+    </w:rPr>
+  </w:style>
+  <w:style w:type="paragraph" w:styleId="HorizontalLine">
+    <w:name w:val="Horizontal Line"/>
+    <w:basedOn w:val="Normal"/>
+    <w:next w:val="BodyText"/>
+    <w:qFormat/>
+    <w:pPr>
+      <w:suppressLineNumbers/>
+      <w:pBdr>
+        <w:bottom w:val="double" w:sz="2" w:space="0" w:color="808080"/>
+      </w:pBdr>
+      <w:spacing w:before="0" w:after="283"/>
+    </w:pPr>
+    <w:rPr>
+      <w:sz w:val="12"/>
+      <w:szCs w:val="12"/>
     </w:rPr>
   </w:style>
 </w:styles>
